--- a/pdf/TheocraticNotes.docx
+++ b/pdf/TheocraticNotes.docx
@@ -9,13 +9,6 @@
           <w:szCs w:val="28"/>
         </w:rPr>
       </w:pPr>
-      <w:r>
-        <w:rPr>
-          <w:sz w:val="28"/>
-          <w:szCs w:val="28"/>
-        </w:rPr>
-        <w:t xml:space="preserve">1. </w:t>
-      </w:r>
       <w:r>
         <w:rPr>
           <w:b/>
@@ -31,6 +24,84 @@
           <w:szCs w:val="28"/>
         </w:rPr>
         <w:t xml:space="preserve"> Begin by having the first two pages (the narrative) of the chapter read. Then, read and discuss key verses from “Read the Bible account.” There is no need to read all the verses. Instead, choose those that will especially help the audience answer the “For Discussion” question. Carefully manage the time spent on the narrative portion so there is sufficient time to answer the questions in the second half of the chapter. Next, ask all the questions in the “Dig Deeper,” “Reflect on the Lessons,” and “Meditate on the Bigger Picture” sections. Allow time for comments on the artwork and images. The references in the “Learn More” section should not be considered during the study. These are provided for publishers to do additional research.</w:t>
+      </w:r>
+    </w:p>
+    <w:p>
+      <w:pPr>
+        <w:rPr>
+          <w:sz w:val="28"/>
+          <w:szCs w:val="28"/>
+        </w:rPr>
+      </w:pPr>
+    </w:p>
+    <w:p>
+      <w:pPr>
+        <w:rPr>
+          <w:sz w:val="28"/>
+          <w:szCs w:val="28"/>
+        </w:rPr>
+      </w:pPr>
+    </w:p>
+    <w:p>
+      <w:pPr>
+        <w:rPr>
+          <w:sz w:val="28"/>
+          <w:szCs w:val="28"/>
+        </w:rPr>
+      </w:pPr>
+      <w:hyperlink r:id="rId4" w:tgtFrame="_blank" w:history="1">
+        <w:r>
+          <w:rPr>
+            <w:b/>
+            <w:bCs/>
+            <w:sz w:val="28"/>
+            <w:szCs w:val="28"/>
+          </w:rPr>
+          <w:t>Ernest Hemingway</w:t>
+        </w:r>
+      </w:hyperlink>
+      <w:r>
+        <w:rPr>
+          <w:b/>
+          <w:bCs/>
+          <w:sz w:val="28"/>
+          <w:szCs w:val="28"/>
+        </w:rPr>
+        <w:t xml:space="preserve"> </w:t>
+      </w:r>
+      <w:r>
+        <w:rPr>
+          <w:b/>
+          <w:bCs/>
+          <w:sz w:val="28"/>
+          <w:szCs w:val="28"/>
+        </w:rPr>
+        <w:t>quote</w:t>
+      </w:r>
+      <w:r>
+        <w:rPr>
+          <w:b/>
+          <w:bCs/>
+          <w:sz w:val="28"/>
+          <w:szCs w:val="28"/>
+        </w:rPr>
+        <w:t>:</w:t>
+      </w:r>
+      <w:r>
+        <w:rPr>
+          <w:b/>
+          <w:bCs/>
+          <w:sz w:val="28"/>
+          <w:szCs w:val="28"/>
+        </w:rPr>
+        <w:t xml:space="preserve"> </w:t>
+      </w:r>
+      <w:r>
+        <w:rPr>
+          <w:sz w:val="28"/>
+          <w:szCs w:val="28"/>
+        </w:rPr>
+        <w:t xml:space="preserve">"There is nothing noble in being superior to your fellow man; true nobility is being superior to your former self". </w:t>
       </w:r>
     </w:p>
     <w:sectPr>
@@ -959,6 +1030,29 @@
       <w:spacing w:val="5"/>
     </w:rPr>
   </w:style>
+  <w:style w:type="character" w:styleId="Hyperlink">
+    <w:name w:val="Hyperlink"/>
+    <w:basedOn w:val="DefaultParagraphFont"/>
+    <w:uiPriority w:val="99"/>
+    <w:unhideWhenUsed/>
+    <w:rsid w:val="00752962"/>
+    <w:rPr>
+      <w:color w:val="467886" w:themeColor="hyperlink"/>
+      <w:u w:val="single"/>
+    </w:rPr>
+  </w:style>
+  <w:style w:type="character" w:styleId="UnresolvedMention">
+    <w:name w:val="Unresolved Mention"/>
+    <w:basedOn w:val="DefaultParagraphFont"/>
+    <w:uiPriority w:val="99"/>
+    <w:semiHidden/>
+    <w:unhideWhenUsed/>
+    <w:rsid w:val="00752962"/>
+    <w:rPr>
+      <w:color w:val="605E5C"/>
+      <w:shd w:val="clear" w:color="auto" w:fill="E1DFDD"/>
+    </w:rPr>
+  </w:style>
 </w:styles>
 </file>
 
